--- a/docs/Innovation_Whitepaper_Army_AI_architecture.docx
+++ b/docs/Innovation_Whitepaper_Army_AI_architecture.docx
@@ -270,7 +270,7 @@
         <w:rPr>
           <w:sz w:val="21"/>
         </w:rPr>
-        <w:t>All 4 of 4 embedded campaigns were surfaced in the top tier of the ranked output, at an 8.1% false-positive rate (20 of 246 normal entities at the recall-at-100% operating point).</w:t>
+        <w:t>All 4 of 4 embedded campaigns were surfaced in the top tier of the ranked output, at an 10.6% false-positive rate (26 of 246 normal entities at the recall-at-100% operating point).</w:t>
       </w:r>
     </w:p>
     <w:p>
@@ -2098,7 +2098,7 @@
               <w:rPr>
                 <w:sz w:val="18"/>
               </w:rPr>
-              <w:t>51.3</w:t>
+              <w:t>51.7</w:t>
             </w:r>
           </w:p>
         </w:tc>
@@ -2237,7 +2237,7 @@
               <w:rPr>
                 <w:sz w:val="18"/>
               </w:rPr>
-              <w:t>19.4</w:t>
+              <w:t>20.0</w:t>
             </w:r>
           </w:p>
         </w:tc>
@@ -2294,7 +2294,7 @@
               <w:rPr>
                 <w:sz w:val="18"/>
               </w:rPr>
-              <w:t>#24 of 250</w:t>
+              <w:t>#30 of 250</w:t>
             </w:r>
           </w:p>
         </w:tc>
@@ -2308,7 +2308,7 @@
               <w:rPr>
                 <w:sz w:val="18"/>
               </w:rPr>
-              <w:t>13.7</w:t>
+              <w:t>12.9</w:t>
             </w:r>
           </w:p>
         </w:tc>
@@ -2343,7 +2343,7 @@
           <w:color w:val="0D1B2A"/>
           <w:sz w:val="21"/>
         </w:rPr>
-        <w:t>All 4 of 4 embedded campaigns surfaced in the ranked output at an 8.1% false-positive rate (20 of 246 normal entities at the recall-at-100% operating point). Magnitude-based detectors can flag anomalies but provide no directional intelligence to distinguish threat type or guide analyst triage.</w:t>
+        <w:t>All 4 of 4 embedded campaigns surfaced in the ranked output at an 10.6% false-positive rate (26 of 246 normal entities at the recall-at-100% operating point). Magnitude-based detectors can flag anomalies but provide no directional intelligence to distinguish threat type or guide analyst triage.</w:t>
       </w:r>
     </w:p>
     <w:p>
@@ -2396,7 +2396,7 @@
           <w:color w:val="444444"/>
           <w:sz w:val="18"/>
         </w:rPr>
-        <w:t>Composite score by rank: all four campaigns rank above the dashed line that catches all four (8% false positives). The two stealth movers — USR-234 (#7) and USR-042 (#24) — sit above the bulk of the 250-entity population that legacy point-anomaly tools score as normal.</w:t>
+        <w:t>Composite score by rank: all four campaigns rank above the dashed line that catches all four (11% false positives). The two stealth movers — USR-234 (#7) and USR-042 (#30) — sit above the bulk of the 250-entity population that legacy point-anomaly tools score as normal.</w:t>
       </w:r>
     </w:p>
     <w:p>
@@ -2580,7 +2580,7 @@
           <w:color w:val="000000"/>
           <w:sz w:val="21"/>
         </w:rPr>
-        <w:t>Composite ranking surfaces all four campaigns but, tuned to catch the hardest, carries an 8.1% false-positive cost. A complementary front raises precision to 100%. Instead of asking only 'how far has this entity drifted?', it asks 'does this entity's behavior match a measurable known-bad profile?' Each profile is a label-free fingerprint of an attack technique: a C2 beacon's robotic inter-callout timing, a DGA domain's high entropy resolving to rarely-seen infrastructure, a destination no peer in the role-group contacts, or a collection / LOTL / reconnaissance pattern far outside the cohort. On this corpus every embedded campaign matched at least one profile, and no normal entity matched any:</w:t>
+        <w:t>Composite ranking surfaces all four campaigns but, tuned to catch the hardest, carries an 10.6% false-positive cost. A complementary front raises precision to 100%. Instead of asking only 'how far has this entity drifted?', it asks 'does this entity's behavior match a measurable known-bad profile?' Each profile is a label-free fingerprint of an attack technique: a C2 beacon's robotic inter-callout timing, a DGA domain's high entropy resolving to rarely-seen infrastructure, a destination no peer in the role-group contacts, or a collection / LOTL / reconnaissance pattern far outside the cohort. On this corpus every embedded campaign matched at least one profile, and no normal entity matched any:</w:t>
       </w:r>
     </w:p>
     <w:tbl>
@@ -2850,7 +2850,7 @@
       <w:r>
         <w:drawing>
           <wp:inline xmlns:a="http://schemas.openxmlformats.org/drawingml/2006/main" xmlns:pic="http://schemas.openxmlformats.org/drawingml/2006/picture">
-            <wp:extent cx="5669280" cy="4973053"/>
+            <wp:extent cx="5669280" cy="6469649"/>
             <wp:docPr id="6" name="Picture 6"/>
             <wp:cNvGraphicFramePr>
               <a:graphicFrameLocks noChangeAspect="1"/>
@@ -2871,7 +2871,7 @@
                   <pic:spPr>
                     <a:xfrm>
                       <a:off x="0" y="0"/>
-                      <a:ext cx="5669280" cy="4973053"/>
+                      <a:ext cx="5669280" cy="6469649"/>
                     </a:xfrm>
                     <a:prstGeom prst="rect"/>
                   </pic:spPr>
